--- a/Nota_Ventas_Combustibles.docx
+++ b/Nota_Ventas_Combustibles.docx
@@ -12756,7 +12756,7 @@
           <w:sz w:val="21"/>
           <w:szCs w:val="21"/>
         </w:rPr>
-        <w:t xml:space="preserve">Cómo se arma el cálculo.</w:t>
+        <w:t xml:space="preserve">Cómo se arma el cálculo, y qué se corrigió en esta versión.</w:t>
       </w:r>
       <w:r>
         <w:rPr>
@@ -12767,7 +12767,89 @@
           <w:sz w:val="21"/>
           <w:szCs w:val="21"/>
         </w:rPr>
-        <w:t xml:space="preserve"> La recaudación del mes se construye como cuota neta por litros enajenados, producto por producto, con los litros rezagados un mes: el IEPS que se entera en el mes t corresponde a enajenaciones del mes t menos uno. El rezago no es un supuesto cómodo sino la mecánica de entero del impuesto, y al probar las dos convenciones contra el observado el rezago de un mes ajusta mejor, con un error absoluto medio de 3.82 contra 4.16 miles de millones de pesos.</w:t>
+        <w:t xml:space="preserve"> La recaudación del mes se construye como cuota por litros enajenados, producto por producto. Sobre un litro la ley cobra tres cosas distintas: la </w:t>
+      </w:r>
+      <w:r>
+        <w:rPr>
+          <w:rFonts w:ascii="Calibri" w:cs="Calibri" w:eastAsia="Calibri" w:hAnsi="Calibri"/>
+          <w:b/>
+          <w:bCs/>
+          <w:color w:val="0E1219"/>
+          <w:sz w:val="21"/>
+          <w:szCs w:val="21"/>
+        </w:rPr>
+        <w:t xml:space="preserve">cuota federal</w:t>
+      </w:r>
+      <w:r>
+        <w:rPr>
+          <w:rFonts w:ascii="Calibri" w:cs="Calibri" w:eastAsia="Calibri" w:hAnsi="Calibri"/>
+          <w:b w:val="false"/>
+          <w:bCs w:val="false"/>
+          <w:color w:val="0E1219"/>
+          <w:sz w:val="21"/>
+          <w:szCs w:val="21"/>
+        </w:rPr>
+        <w:t xml:space="preserve">, única que absorbe el estímulo; la </w:t>
+      </w:r>
+      <w:r>
+        <w:rPr>
+          <w:rFonts w:ascii="Calibri" w:cs="Calibri" w:eastAsia="Calibri" w:hAnsi="Calibri"/>
+          <w:b/>
+          <w:bCs/>
+          <w:color w:val="0E1219"/>
+          <w:sz w:val="21"/>
+          <w:szCs w:val="21"/>
+        </w:rPr>
+        <w:t xml:space="preserve">cuota estatal</w:t>
+      </w:r>
+      <w:r>
+        <w:rPr>
+          <w:rFonts w:ascii="Calibri" w:cs="Calibri" w:eastAsia="Calibri" w:hAnsi="Calibri"/>
+          <w:b w:val="false"/>
+          <w:bCs w:val="false"/>
+          <w:color w:val="0E1219"/>
+          <w:sz w:val="21"/>
+          <w:szCs w:val="21"/>
+        </w:rPr>
+        <w:t xml:space="preserve">, fija por litro y sin estímulo; y el </w:t>
+      </w:r>
+      <w:r>
+        <w:rPr>
+          <w:rFonts w:ascii="Calibri" w:cs="Calibri" w:eastAsia="Calibri" w:hAnsi="Calibri"/>
+          <w:b/>
+          <w:bCs/>
+          <w:color w:val="0E1219"/>
+          <w:sz w:val="21"/>
+          <w:szCs w:val="21"/>
+        </w:rPr>
+        <w:t xml:space="preserve">impuesto al carbono</w:t>
+      </w:r>
+      <w:r>
+        <w:rPr>
+          <w:rFonts w:ascii="Calibri" w:cs="Calibri" w:eastAsia="Calibri" w:hAnsi="Calibri"/>
+          <w:b w:val="false"/>
+          <w:bCs w:val="false"/>
+          <w:color w:val="0E1219"/>
+          <w:sz w:val="21"/>
+          <w:szCs w:val="21"/>
+        </w:rPr>
+        <w:t xml:space="preserve">, que Hacienda reporta aparte. La cifra observada que se explica es federal más estatal, así que el cálculo multiplica los litros por la suma de esas dos. La versión anterior usaba sólo la federal y la comparaba contra un observado que sí incluye la estatal: dos errores que se cancelaban parcialmente y hacían parecer bien calibrado un cálculo que no lo estaba.</w:t>
+      </w:r>
+    </w:p>
+    <w:p>
+      <w:pPr>
+        <w:spacing w:after="140" w:line="280"/>
+      </w:pPr>
+      <w:r>
+        <w:rPr>
+          <w:rFonts w:ascii="Calibri" w:cs="Calibri" w:eastAsia="Calibri" w:hAnsi="Calibri"/>
+          <w:b w:val="false"/>
+          <w:bCs w:val="false"/>
+          <w:color w:val="0E1219"/>
+          <w:sz w:val="21"/>
+          <w:szCs w:val="21"/>
+        </w:rPr>
+        <w:t xml:space="preserve">Los dos factores se toman del mes anterior. El impuesto se causa con la enajenación y se entera al mes siguiente, de modo que a la recaudación de un mes le corresponden litros del mes previo valuados a la cuota que regía entonces. Probadas las cuatro combinaciones posibles contra lo observado, esa es la que mejor ajusta, con una correlación de 0.692 contra 0.636 de la convención que tomaba la cuota del mes de pago. Hay además una confirmación que no deja lugar a dudas: la celda de la lámina rotulada como IEPS observado de junio de 2026 vale 21.5617, que no es lo que recaudó Hacienda ese mes (34.81) sino exactamente el producto de los litros de mayo por las cuotas de mayo. Esa celda trae el cálculo del propio libro del área, no el dato.</w:t>
       </w:r>
     </w:p>
     <w:p>
@@ -14390,7 +14472,7 @@
                 <w:sz w:val="19"/>
                 <w:szCs w:val="19"/>
               </w:rPr>
-              <w:t xml:space="preserve">36.82</w:t>
+              <w:t xml:space="preserve">40.47</w:t>
             </w:r>
           </w:p>
         </w:tc>
@@ -14425,7 +14507,7 @@
                 <w:sz w:val="19"/>
                 <w:szCs w:val="19"/>
               </w:rPr>
-              <w:t xml:space="preserve">27.74</w:t>
+              <w:t xml:space="preserve">33.39</w:t>
             </w:r>
           </w:p>
         </w:tc>
@@ -14460,7 +14542,7 @@
                 <w:sz w:val="19"/>
                 <w:szCs w:val="19"/>
               </w:rPr>
-              <w:t xml:space="preserve">−9.08</w:t>
+              <w:t xml:space="preserve">−7.08</w:t>
             </w:r>
           </w:p>
         </w:tc>
@@ -14495,7 +14577,7 @@
                 <w:sz w:val="19"/>
                 <w:szCs w:val="19"/>
               </w:rPr>
-              <w:t xml:space="preserve">−24.7%</w:t>
+              <w:t xml:space="preserve">−17.5%</w:t>
             </w:r>
           </w:p>
         </w:tc>
@@ -14565,7 +14647,7 @@
                 <w:sz w:val="19"/>
                 <w:szCs w:val="19"/>
               </w:rPr>
-              <w:t xml:space="preserve">1.014</w:t>
+              <w:t xml:space="preserve">0.922</w:t>
             </w:r>
           </w:p>
         </w:tc>
@@ -14599,7 +14681,7 @@
                 <w:sz w:val="19"/>
                 <w:szCs w:val="19"/>
               </w:rPr>
-              <w:t xml:space="preserve">1.227</w:t>
+              <w:t xml:space="preserve">1.019</w:t>
             </w:r>
           </w:p>
         </w:tc>
@@ -14633,7 +14715,7 @@
                 <w:sz w:val="19"/>
                 <w:szCs w:val="19"/>
               </w:rPr>
-              <w:t xml:space="preserve">+0.213</w:t>
+              <w:t xml:space="preserve">+0.097</w:t>
             </w:r>
           </w:p>
         </w:tc>
@@ -14698,7 +14780,7 @@
           <w:sz w:val="21"/>
           <w:szCs w:val="21"/>
         </w:rPr>
-        <w:t xml:space="preserve">El cálculo reproduce bien el periodo previo (razón de 1.014) pero se queda corto en el reciente (razón de 1.227). No es un detalle menor: si esa brecha se dejara implícita, la descomposición explicaría una caída de 9.1 miles de millones que </w:t>
+        <w:t xml:space="preserve">El cálculo reproduce bien el periodo previo (razón de 0.922) pero se queda corto en el reciente (razón de 1.019). No es un detalle menor: si esa brecha se dejara implícita, la descomposición explicaría una caída de 7.1 miles de millones que </w:t>
       </w:r>
       <w:r>
         <w:rPr>
@@ -14991,7 +15073,7 @@
                 <w:sz w:val="19"/>
                 <w:szCs w:val="19"/>
               </w:rPr>
-              <w:t xml:space="preserve">+3.15</w:t>
+              <w:t xml:space="preserve">+3.13</w:t>
             </w:r>
           </w:p>
         </w:tc>
@@ -15097,7 +15179,7 @@
                 <w:sz w:val="19"/>
                 <w:szCs w:val="19"/>
               </w:rPr>
-              <w:t xml:space="preserve">−11.15</w:t>
+              <w:t xml:space="preserve">−8.67</w:t>
             </w:r>
           </w:p>
         </w:tc>
@@ -15202,7 +15284,7 @@
                 <w:sz w:val="19"/>
                 <w:szCs w:val="19"/>
               </w:rPr>
-              <w:t xml:space="preserve">−1.21</w:t>
+              <w:t xml:space="preserve">−0.99</w:t>
             </w:r>
           </w:p>
         </w:tc>
@@ -15308,7 +15390,7 @@
                 <w:sz w:val="19"/>
                 <w:szCs w:val="19"/>
               </w:rPr>
-              <w:t xml:space="preserve">+5.92</w:t>
+              <w:t xml:space="preserve">+3.24</w:t>
             </w:r>
           </w:p>
         </w:tc>
@@ -15522,7 +15604,7 @@
           <w:sz w:val="21"/>
           <w:szCs w:val="21"/>
         </w:rPr>
-        <w:t xml:space="preserve">, que cae 24.7 por ciento, no el observado. Sirve para ver de dónde viene cada efecto y cómo se reparte entre combustibles. Se compara el promedio de enero de 2025 a marzo de 2026 (15 meses) contra el de abril a julio de 2026 (4 meses), con volúmenes y precios rezagados un mes. La descomposición es de Laspeyres: el efecto volumen se valúa a la cuota vieja, el efecto cuota al volumen viejo, y el cruce recoge lo que queda.</w:t>
+        <w:t xml:space="preserve">, que cae 17.5 por ciento, no el observado. Sirve para ver de dónde viene cada efecto y cómo se reparte entre combustibles. Se compara el promedio de enero de 2025 a marzo de 2026 (15 meses) contra el de abril a julio de 2026 (4 meses), con volúmenes y precios rezagados un mes. La descomposición es de Laspeyres: el efecto volumen se valúa a la cuota vieja, el efecto cuota al volumen viejo, y el cruce recoge lo que queda.</w:t>
       </w:r>
     </w:p>
     <w:p>
@@ -15924,7 +16006,7 @@
                 <w:sz w:val="19"/>
                 <w:szCs w:val="19"/>
               </w:rPr>
-              <w:t xml:space="preserve">19.30</w:t>
+              <w:t xml:space="preserve">21.16</w:t>
             </w:r>
           </w:p>
         </w:tc>
@@ -15958,7 +16040,7 @@
                 <w:sz w:val="19"/>
                 <w:szCs w:val="19"/>
               </w:rPr>
-              <w:t xml:space="preserve">16.50</w:t>
+              <w:t xml:space="preserve">19.57</w:t>
             </w:r>
           </w:p>
         </w:tc>
@@ -15992,7 +16074,7 @@
                 <w:sz w:val="19"/>
                 <w:szCs w:val="19"/>
               </w:rPr>
-              <w:t xml:space="preserve">+2.06</w:t>
+              <w:t xml:space="preserve">+2.26</w:t>
             </w:r>
           </w:p>
         </w:tc>
@@ -16026,7 +16108,7 @@
                 <w:sz w:val="19"/>
                 <w:szCs w:val="19"/>
               </w:rPr>
-              <w:t xml:space="preserve">−4.40</w:t>
+              <w:t xml:space="preserve">−3.47</w:t>
             </w:r>
           </w:p>
         </w:tc>
@@ -16060,7 +16142,7 @@
                 <w:sz w:val="19"/>
                 <w:szCs w:val="19"/>
               </w:rPr>
-              <w:t xml:space="preserve">−0.47</w:t>
+              <w:t xml:space="preserve">−0.38</w:t>
             </w:r>
           </w:p>
         </w:tc>
@@ -16094,7 +16176,7 @@
                 <w:sz w:val="19"/>
                 <w:szCs w:val="19"/>
               </w:rPr>
-              <w:t xml:space="preserve">−2.81</w:t>
+              <w:t xml:space="preserve">−1.59</w:t>
             </w:r>
           </w:p>
         </w:tc>
@@ -16166,7 +16248,7 @@
                 <w:sz w:val="19"/>
                 <w:szCs w:val="19"/>
               </w:rPr>
-              <w:t xml:space="preserve">5.08</w:t>
+              <w:t xml:space="preserve">5.73</w:t>
             </w:r>
           </w:p>
         </w:tc>
@@ -16201,7 +16283,7 @@
                 <w:sz w:val="19"/>
                 <w:szCs w:val="19"/>
               </w:rPr>
-              <w:t xml:space="preserve">3.90</w:t>
+              <w:t xml:space="preserve">4.66</w:t>
             </w:r>
           </w:p>
         </w:tc>
@@ -16236,7 +16318,7 @@
                 <w:sz w:val="19"/>
                 <w:szCs w:val="19"/>
               </w:rPr>
-              <w:t xml:space="preserve">−0.63</w:t>
+              <w:t xml:space="preserve">−0.71</w:t>
             </w:r>
           </w:p>
         </w:tc>
@@ -16271,7 +16353,7 @@
                 <w:sz w:val="19"/>
                 <w:szCs w:val="19"/>
               </w:rPr>
-              <w:t xml:space="preserve">−0.63</w:t>
+              <w:t xml:space="preserve">−0.42</w:t>
             </w:r>
           </w:p>
         </w:tc>
@@ -16306,7 +16388,7 @@
                 <w:sz w:val="19"/>
                 <w:szCs w:val="19"/>
               </w:rPr>
-              <w:t xml:space="preserve">+0.08</w:t>
+              <w:t xml:space="preserve">+0.06</w:t>
             </w:r>
           </w:p>
         </w:tc>
@@ -16341,7 +16423,7 @@
                 <w:sz w:val="19"/>
                 <w:szCs w:val="19"/>
               </w:rPr>
-              <w:t xml:space="preserve">−1.18</w:t>
+              <w:t xml:space="preserve">−1.07</w:t>
             </w:r>
           </w:p>
         </w:tc>
@@ -16411,7 +16493,7 @@
                 <w:sz w:val="19"/>
                 <w:szCs w:val="19"/>
               </w:rPr>
-              <w:t xml:space="preserve">12.43</w:t>
+              <w:t xml:space="preserve">13.58</w:t>
             </w:r>
           </w:p>
         </w:tc>
@@ -16445,7 +16527,7 @@
                 <w:sz w:val="19"/>
                 <w:szCs w:val="19"/>
               </w:rPr>
-              <w:t xml:space="preserve">7.34</w:t>
+              <w:t xml:space="preserve">9.16</w:t>
             </w:r>
           </w:p>
         </w:tc>
@@ -16479,7 +16561,7 @@
                 <w:sz w:val="19"/>
                 <w:szCs w:val="19"/>
               </w:rPr>
-              <w:t xml:space="preserve">+1.68</w:t>
+              <w:t xml:space="preserve">+1.84</w:t>
             </w:r>
           </w:p>
         </w:tc>
@@ -16513,7 +16595,7 @@
                 <w:sz w:val="19"/>
                 <w:szCs w:val="19"/>
               </w:rPr>
-              <w:t xml:space="preserve">−5.97</w:t>
+              <w:t xml:space="preserve">−5.51</w:t>
             </w:r>
           </w:p>
         </w:tc>
@@ -16547,7 +16629,7 @@
                 <w:sz w:val="19"/>
                 <w:szCs w:val="19"/>
               </w:rPr>
-              <w:t xml:space="preserve">−0.80</w:t>
+              <w:t xml:space="preserve">−0.75</w:t>
             </w:r>
           </w:p>
         </w:tc>
@@ -16581,7 +16663,7 @@
                 <w:sz w:val="19"/>
                 <w:szCs w:val="19"/>
               </w:rPr>
-              <w:t xml:space="preserve">−5.09</w:t>
+              <w:t xml:space="preserve">−4.42</w:t>
             </w:r>
           </w:p>
         </w:tc>
@@ -16653,7 +16735,7 @@
                 <w:sz w:val="19"/>
                 <w:szCs w:val="19"/>
               </w:rPr>
-              <w:t xml:space="preserve">36.81</w:t>
+              <w:t xml:space="preserve">40.47</w:t>
             </w:r>
           </w:p>
         </w:tc>
@@ -16688,7 +16770,7 @@
                 <w:sz w:val="19"/>
                 <w:szCs w:val="19"/>
               </w:rPr>
-              <w:t xml:space="preserve">27.74</w:t>
+              <w:t xml:space="preserve">33.39</w:t>
             </w:r>
           </w:p>
         </w:tc>
@@ -16723,7 +16805,7 @@
                 <w:sz w:val="19"/>
                 <w:szCs w:val="19"/>
               </w:rPr>
-              <w:t xml:space="preserve">+3.11</w:t>
+              <w:t xml:space="preserve">+3.39</w:t>
             </w:r>
           </w:p>
         </w:tc>
@@ -16758,7 +16840,7 @@
                 <w:sz w:val="19"/>
                 <w:szCs w:val="19"/>
               </w:rPr>
-              <w:t xml:space="preserve">−11.00</w:t>
+              <w:t xml:space="preserve">−9.40</w:t>
             </w:r>
           </w:p>
         </w:tc>
@@ -16793,7 +16875,7 @@
                 <w:sz w:val="19"/>
                 <w:szCs w:val="19"/>
               </w:rPr>
-              <w:t xml:space="preserve">−1.19</w:t>
+              <w:t xml:space="preserve">−1.07</w:t>
             </w:r>
           </w:p>
         </w:tc>
@@ -16828,7 +16910,7 @@
                 <w:sz w:val="19"/>
                 <w:szCs w:val="19"/>
               </w:rPr>
-              <w:t xml:space="preserve">−9.08</w:t>
+              <w:t xml:space="preserve">−7.08</w:t>
             </w:r>
           </w:p>
         </w:tc>
@@ -16861,7 +16943,7 @@
           <w:sz w:val="21"/>
           <w:szCs w:val="21"/>
         </w:rPr>
-        <w:t xml:space="preserve">El volumen fue favorable en Regular y en Diésel y aun así la recaudación cayó, porque el estímulo fiscal recortó la cuota neta mucho más de lo que el volumen pudo compensar. El diésel es el caso extremo: su cuota pasó de 6.832 a 3.552 pesos por litro, una caída de 48.0 por ciento, y ese solo efecto resta 5.97 miles de millones de pesos al mes. Premium es el único producto donde el volumen también restó, porque perdió mercado frente a Regular.</w:t>
+        <w:t xml:space="preserve">El volumen fue favorable en Regular y en Diésel y aun así la recaudación cayó, porque el estímulo fiscal recortó la cuota neta mucho más de lo que el volumen pudo compensar. El diésel es el caso extremo: su cuota pasó de 7.466 a 4.437 pesos por litro, una caída de 40.6 por ciento, y ese solo efecto resta 5.51 miles de millones de pesos al mes. Premium es el único producto donde el volumen también restó, porque perdió mercado frente a Regular.</w:t>
       </w:r>
     </w:p>
     <w:p>
@@ -16894,7 +16976,7 @@
           <w:sz w:val="21"/>
           <w:szCs w:val="21"/>
         </w:rPr>
-        <w:t xml:space="preserve">Manteniendo las cuotas del periodo reciente y sustituyendo los litros por los del periodo previo, la recaudación habría promediado 31.68 miles de millones de pesos mensuales con la base de la lámina, contra los 34.03 que efectivamente se recaudaron. La caída habría sido de alrededor de 15.1 por ciento en lugar del 8.8 observado: el volumen amortiguó la caída pero no la revirtió.</w:t>
+        <w:t xml:space="preserve">Manteniendo las cuotas del periodo reciente y sustituyendo los litros por los del periodo previo, la recaudación habría promediado 31.67 miles de millones de pesos mensuales con la base de la lámina, contra los 34.03 que efectivamente se recaudaron. La caída habría sido de alrededor de 15.2 por ciento en lugar del 8.8 observado: el volumen amortiguó la caída pero no la revirtió.</w:t>
       </w:r>
     </w:p>
     <w:p>
@@ -17211,7 +17293,7 @@
                 <w:sz w:val="19"/>
                 <w:szCs w:val="19"/>
               </w:rPr>
-              <w:t xml:space="preserve">+2.35</w:t>
+              <w:t xml:space="preserve">+2.37</w:t>
             </w:r>
           </w:p>
         </w:tc>
@@ -17279,7 +17361,7 @@
                 <w:sz w:val="19"/>
                 <w:szCs w:val="19"/>
               </w:rPr>
-              <w:t xml:space="preserve">+1.35</w:t>
+              <w:t xml:space="preserve">+1.37</w:t>
             </w:r>
           </w:p>
         </w:tc>
@@ -17382,11 +17464,46 @@
                 <w:rFonts w:ascii="Calibri" w:cs="Calibri" w:eastAsia="Calibri" w:hAnsi="Calibri"/>
                 <w:b w:val="false"/>
                 <w:bCs w:val="false"/>
+                <w:color w:val="0E1219"/>
+                <w:sz w:val="19"/>
+                <w:szCs w:val="19"/>
+              </w:rPr>
+              <w:t xml:space="preserve">+0.01</w:t>
+            </w:r>
+          </w:p>
+        </w:tc>
+        <w:tc>
+          <w:tcPr>
+            <w:tcW w:type="dxa" w:w="1500"/>
+            <w:tcBorders>
+              <w:top w:val="single" w:color="DFE5EC" w:sz="2"/>
+              <w:left w:val="nil"/>
+              <w:bottom w:val="single" w:color="DFE5EC" w:sz="2"/>
+              <w:right w:val="nil"/>
+            </w:tcBorders>
+            <w:shd w:fill="F8FAFC" w:color="auto" w:val="clear"/>
+            <w:tcMar>
+              <w:top w:type="dxa" w:w="70"/>
+              <w:left w:type="dxa" w:w="100"/>
+              <w:bottom w:type="dxa" w:w="70"/>
+              <w:right w:type="dxa" w:w="100"/>
+            </w:tcMar>
+          </w:tcPr>
+          <w:p>
+            <w:pPr>
+              <w:spacing w:after="0"/>
+              <w:jc w:val="right"/>
+            </w:pPr>
+            <w:r>
+              <w:rPr>
+                <w:rFonts w:ascii="Calibri" w:cs="Calibri" w:eastAsia="Calibri" w:hAnsi="Calibri"/>
+                <w:b w:val="false"/>
+                <w:bCs w:val="false"/>
                 <w:color w:val="B4432B"/>
                 <w:sz w:val="19"/>
                 <w:szCs w:val="19"/>
               </w:rPr>
-              <w:t xml:space="preserve">−0.01</w:t>
+              <w:t xml:space="preserve">−5.2%</w:t>
             </w:r>
           </w:p>
         </w:tc>
@@ -17421,42 +17538,7 @@
                 <w:sz w:val="19"/>
                 <w:szCs w:val="19"/>
               </w:rPr>
-              <w:t xml:space="preserve">−5.2%</w:t>
-            </w:r>
-          </w:p>
-        </w:tc>
-        <w:tc>
-          <w:tcPr>
-            <w:tcW w:type="dxa" w:w="1500"/>
-            <w:tcBorders>
-              <w:top w:val="single" w:color="DFE5EC" w:sz="2"/>
-              <w:left w:val="nil"/>
-              <w:bottom w:val="single" w:color="DFE5EC" w:sz="2"/>
-              <w:right w:val="nil"/>
-            </w:tcBorders>
-            <w:shd w:fill="F8FAFC" w:color="auto" w:val="clear"/>
-            <w:tcMar>
-              <w:top w:type="dxa" w:w="70"/>
-              <w:left w:type="dxa" w:w="100"/>
-              <w:bottom w:type="dxa" w:w="70"/>
-              <w:right w:type="dxa" w:w="100"/>
-            </w:tcMar>
-          </w:tcPr>
-          <w:p>
-            <w:pPr>
-              <w:spacing w:after="0"/>
-              <w:jc w:val="right"/>
-            </w:pPr>
-            <w:r>
-              <w:rPr>
-                <w:rFonts w:ascii="Calibri" w:cs="Calibri" w:eastAsia="Calibri" w:hAnsi="Calibri"/>
-                <w:b w:val="false"/>
-                <w:bCs w:val="false"/>
-                <w:color w:val="B4432B"/>
-                <w:sz w:val="19"/>
-                <w:szCs w:val="19"/>
-              </w:rPr>
-              <w:t xml:space="preserve">−1.82</w:t>
+              <w:t xml:space="preserve">−1.83</w:t>
             </w:r>
           </w:p>
         </w:tc>
@@ -17560,7 +17642,7 @@
                 <w:sz w:val="19"/>
                 <w:szCs w:val="19"/>
               </w:rPr>
-              <w:t xml:space="preserve">+2.27</w:t>
+              <w:t xml:space="preserve">+2.28</w:t>
             </w:r>
           </w:p>
         </w:tc>
@@ -17628,7 +17710,7 @@
                 <w:sz w:val="19"/>
                 <w:szCs w:val="19"/>
               </w:rPr>
-              <w:t xml:space="preserve">+1.16</w:t>
+              <w:t xml:space="preserve">+1.18</w:t>
             </w:r>
           </w:p>
         </w:tc>
@@ -17735,7 +17817,7 @@
                 <w:sz w:val="19"/>
                 <w:szCs w:val="19"/>
               </w:rPr>
-              <w:t xml:space="preserve">+1.95</w:t>
+              <w:t xml:space="preserve">+1.97</w:t>
             </w:r>
           </w:p>
         </w:tc>
@@ -17805,7 +17887,7 @@
                 <w:sz w:val="19"/>
                 <w:szCs w:val="19"/>
               </w:rPr>
-              <w:t xml:space="preserve">+2.59</w:t>
+              <w:t xml:space="preserve">+2.60</w:t>
             </w:r>
           </w:p>
         </w:tc>
@@ -17909,7 +17991,7 @@
                 <w:sz w:val="19"/>
                 <w:szCs w:val="19"/>
               </w:rPr>
-              <w:t xml:space="preserve">+1.88</w:t>
+              <w:t xml:space="preserve">+1.89</w:t>
             </w:r>
           </w:p>
         </w:tc>
@@ -17977,7 +18059,7 @@
                 <w:sz w:val="19"/>
                 <w:szCs w:val="19"/>
               </w:rPr>
-              <w:t xml:space="preserve">+2.52</w:t>
+              <w:t xml:space="preserve">+2.53</w:t>
             </w:r>
           </w:p>
         </w:tc>
@@ -18082,7 +18164,7 @@
                 <w:sz w:val="19"/>
                 <w:szCs w:val="19"/>
               </w:rPr>
-              <w:t xml:space="preserve">−0.01 a +2.35</w:t>
+              <w:t xml:space="preserve">+0.01 a +2.37</w:t>
             </w:r>
           </w:p>
         </w:tc>
@@ -18150,7 +18232,7 @@
                 <w:sz w:val="19"/>
                 <w:szCs w:val="19"/>
               </w:rPr>
-              <w:t xml:space="preserve">−1.82 a +2.59</w:t>
+              <w:t xml:space="preserve">−1.83 a +2.60</w:t>
             </w:r>
           </w:p>
         </w:tc>
@@ -18226,7 +18308,7 @@
           <w:sz w:val="21"/>
           <w:szCs w:val="21"/>
         </w:rPr>
-        <w:t xml:space="preserve">Una advertencia sobre el desglose por producto.</w:t>
+        <w:t xml:space="preserve">Una corrección de fondo sobre el desglose por producto.</w:t>
       </w:r>
       <w:r>
         <w:rPr>
@@ -18237,7 +18319,105 @@
           <w:sz w:val="21"/>
           <w:szCs w:val="21"/>
         </w:rPr>
-        <w:t xml:space="preserve"> Ni la producción ni la importación vienen abiertas por tipo de gasolina en ninguna de las fuentes, así que el reparto entre Regular y Premium se hace con la mezcla de ventas de Pemex. Es circular por construcción: le impone al resto del mercado la misma proporción de Premium que tiene Pemex, y hay razones para pensar que los particulares venden proporcionalmente más Regular. Si es así, aquí se le asigna a la Premium volumen que en realidad es Regular, y como la cuota de estímulo difiere entre las dos, el costo fiscal calculado del estímulo queda sesgado, probablemente al alza. El agregado de gasolinas no depende de ese supuesto; la apertura por producto sí.</w:t>
+        <w:t xml:space="preserve"> La </w:t>
+      </w:r>
+      <w:r>
+        <w:rPr>
+          <w:rFonts w:ascii="Calibri" w:cs="Calibri" w:eastAsia="Calibri" w:hAnsi="Calibri"/>
+          <w:b/>
+          <w:bCs/>
+          <w:color w:val="0E1219"/>
+          <w:sz w:val="21"/>
+          <w:szCs w:val="21"/>
+        </w:rPr>
+        <w:t xml:space="preserve">producción sí viene abierta por tipo</w:t>
+      </w:r>
+      <w:r>
+        <w:rPr>
+          <w:rFonts w:ascii="Calibri" w:cs="Calibri" w:eastAsia="Calibri" w:hAnsi="Calibri"/>
+          <w:b w:val="false"/>
+          <w:bCs w:val="false"/>
+          <w:color w:val="0E1219"/>
+          <w:sz w:val="21"/>
+          <w:szCs w:val="21"/>
+        </w:rPr>
+        <w:t xml:space="preserve"> en el archivo de gasolinas terminadas disponibles del Sistema Nacional de Refinación, y el dato desmiente el supuesto que se venía usando: las refinerías del país elaboran entre </w:t>
+      </w:r>
+      <w:r>
+        <w:rPr>
+          <w:rFonts w:ascii="Calibri" w:cs="Calibri" w:eastAsia="Calibri" w:hAnsi="Calibri"/>
+          <w:b/>
+          <w:bCs/>
+          <w:color w:val="0E1219"/>
+          <w:sz w:val="21"/>
+          <w:szCs w:val="21"/>
+        </w:rPr>
+        <w:t xml:space="preserve">2 y 6 por ciento de Premium</w:t>
+      </w:r>
+      <w:r>
+        <w:rPr>
+          <w:rFonts w:ascii="Calibri" w:cs="Calibri" w:eastAsia="Calibri" w:hAnsi="Calibri"/>
+          <w:b w:val="false"/>
+          <w:bCs w:val="false"/>
+          <w:color w:val="0E1219"/>
+          <w:sz w:val="21"/>
+          <w:szCs w:val="21"/>
+        </w:rPr>
+        <w:t xml:space="preserve">, no el 21 por ciento que tienen las ventas de Pemex. Lo que se vende de Premium sale casi todo de la importación.</w:t>
+      </w:r>
+    </w:p>
+    <w:p>
+      <w:pPr>
+        <w:spacing w:after="140" w:line="280"/>
+      </w:pPr>
+      <w:r>
+        <w:rPr>
+          <w:rFonts w:ascii="Calibri" w:cs="Calibri" w:eastAsia="Calibri" w:hAnsi="Calibri"/>
+          <w:b w:val="false"/>
+          <w:bCs w:val="false"/>
+          <w:color w:val="0E1219"/>
+          <w:sz w:val="21"/>
+          <w:szCs w:val="21"/>
+        </w:rPr>
+        <w:t xml:space="preserve">Ese mismo hecho descartó el reparto que se aplicaba a la importación. Con la mezcla de ventas, el suministro total de Premium quedaba </w:t>
+      </w:r>
+      <w:r>
+        <w:rPr>
+          <w:rFonts w:ascii="Calibri" w:cs="Calibri" w:eastAsia="Calibri" w:hAnsi="Calibri"/>
+          <w:b/>
+          <w:bCs/>
+          <w:color w:val="0E1219"/>
+          <w:sz w:val="21"/>
+          <w:szCs w:val="21"/>
+        </w:rPr>
+        <w:t xml:space="preserve">41 miles de barriles diarios por debajo</w:t>
+      </w:r>
+      <w:r>
+        <w:rPr>
+          <w:rFonts w:ascii="Calibri" w:cs="Calibri" w:eastAsia="Calibri" w:hAnsi="Calibri"/>
+          <w:b w:val="false"/>
+          <w:bCs w:val="false"/>
+          <w:color w:val="0E1219"/>
+          <w:sz w:val="21"/>
+          <w:szCs w:val="21"/>
+        </w:rPr>
+        <w:t xml:space="preserve"> de lo que se vende en la bomba, todos los meses de la serie sin excepción, que es aritméticamente imposible. Ahora la importación se reparte con la mezcla que exige el balance físico, y la participación de Premium en ella resulta de 26 a 39 por ciento según el año, no de 18 a 23.</w:t>
+      </w:r>
+    </w:p>
+    <w:p>
+      <w:pPr>
+        <w:spacing w:after="140" w:line="280"/>
+      </w:pPr>
+      <w:r>
+        <w:rPr>
+          <w:rFonts w:ascii="Calibri" w:cs="Calibri" w:eastAsia="Calibri" w:hAnsi="Calibri"/>
+          <w:b w:val="false"/>
+          <w:bCs w:val="false"/>
+          <w:color w:val="0E1219"/>
+          <w:sz w:val="21"/>
+          <w:szCs w:val="21"/>
+        </w:rPr>
+        <w:t xml:space="preserve">Queda un supuesto y conviene nombrarlo: la importación sigue sin venir abierta por tipo en ninguna fuente, así que el reparto descansa en suponer que la brecha entre suministro y venta final se distribuye en proporción al tamaño de cada producto en la bomba. Las cifras de Regular y Premium por separado heredan ese supuesto; el agregado de gasolinas, que es donde vive la conclusión, no depende de él.</w:t>
       </w:r>
     </w:p>
     <w:p>
@@ -20976,6 +21156,38 @@
           <w:szCs w:val="21"/>
         </w:rPr>
         <w:t xml:space="preserve"> Es la única pieza no independiente del análisis. Reconstruirla desde el Diario Oficial es el siguiente paso.</w:t>
+      </w:r>
+    </w:p>
+    <w:p>
+      <w:pPr>
+        <w:pStyle w:val="ListParagraph"/>
+        <w:numPr>
+          <w:ilvl w:val="0"/>
+          <w:numId w:val="2"/>
+        </w:numPr>
+        <w:spacing w:after="100" w:line="280"/>
+      </w:pPr>
+      <w:r>
+        <w:rPr>
+          <w:rFonts w:ascii="Calibri" w:cs="Calibri" w:eastAsia="Calibri" w:hAnsi="Calibri"/>
+          <w:b/>
+          <w:bCs/>
+          <w:color w:val="0E1219"/>
+          <w:sz w:val="21"/>
+          <w:szCs w:val="21"/>
+        </w:rPr>
+        <w:t xml:space="preserve">La cuota estatal sirve de regla para medir la base de volumen.</w:t>
+      </w:r>
+      <w:r>
+        <w:rPr>
+          <w:rFonts w:ascii="Calibri" w:cs="Calibri" w:eastAsia="Calibri" w:hAnsi="Calibri"/>
+          <w:b w:val="false"/>
+          <w:bCs w:val="false"/>
+          <w:color w:val="0E1219"/>
+          <w:sz w:val="21"/>
+          <w:szCs w:val="21"/>
+        </w:rPr>
+        <w:t xml:space="preserve"> Como es fija por litro, no lleva estímulo y no se acredita, comparar la estatal calculada contra la observada mide qué tan buena es la base de volumen sin que el estímulo contamine la medición. La base de la lámina y el suministro registrado la reproducen con uno a tres por ciento de error; la venta en la bomba se queda corta entre seis y nueve, que es justo el volumen que se enajena antes de llegar a una estación.</w:t>
       </w:r>
     </w:p>
     <w:p>
